--- a/downloads/documents/05 Materials/Unit 01/Slides/Slides 01.02 - Handwashing, the Danger Zone, and Cross Contamination.docx
+++ b/downloads/documents/05 Materials/Unit 01/Slides/Slides 01.02 - Handwashing, the Danger Zone, and Cross Contamination.docx
@@ -879,7 +879,7 @@
         <w:pStyle w:val="Compact"/>
       </w:pPr>
       <w:r>
-        <w:t xml:space="preserve">Hint: it is almost never the thing your instinct says</w:t>
+        <w:t xml:space="preserve">Hint: it is almost never the first thing you want to do</w:t>
       </w:r>
     </w:p>
     <w:p>
